--- a/tillsyn/A 33625-2022 tillsynsbegäran.docx
+++ b/tillsyn/A 33625-2022 tillsynsbegäran.docx
@@ -240,7 +240,7 @@
     <w:r>
       <w:tab/>
       <w:tab/>
-      <w:t>2026-06-18</w:t>
+      <w:t>2026-06-19</w:t>
       <w:br/>
       <w:br/>
     </w:r>

--- a/tillsyn/A 33625-2022 tillsynsbegäran.docx
+++ b/tillsyn/A 33625-2022 tillsynsbegäran.docx
@@ -240,7 +240,7 @@
     <w:r>
       <w:tab/>
       <w:tab/>
-      <w:t>2026-06-19</w:t>
+      <w:t>2026-06-20</w:t>
       <w:br/>
       <w:br/>
     </w:r>

--- a/tillsyn/A 33625-2022 tillsynsbegäran.docx
+++ b/tillsyn/A 33625-2022 tillsynsbegäran.docx
@@ -12,10 +12,7 @@
     </w:p>
     <w:p>
       <w:r>
-        <w:t>Detta dokument behandlar höga naturvärden i avverkningsanmälan A 33625-2022 i Åre kommun som inkom 2022-08-16 och omfattar 20,7 ha.</w:t>
-      </w:r>
-      <w:r>
-        <w:t xml:space="preserve"> I Figur 1 visas fyndplatser för naturvårdsarter i området, som finns registrerade på Artportalen.</w:t>
+        <w:t>Denna tillsynsbegäran behandlar höga naturvärden i avverkningsanmälan A 33625-2022 i Åre kommun som inkom 2022-08-16 och omfattar 20,7 ha.</w:t>
       </w:r>
     </w:p>
     <w:p>
@@ -63,7 +60,20 @@
         <w:spacing w:after="240"/>
       </w:pPr>
       <w:r>
-        <w:t>Figur 1. Fyndplatser för naturvårdsarter inom 12 meter från avverkningsanmälan (röd linje). Inom parentes anges rödlistekategorier, S för signalarter, Tför typiska arter och fridlysningsparagrafer i artskyddsförordningen.Markörer utan svart kant är placerade på fyndplatsen. Markörer med svart kant är placerade vid sidan av fyndplatsen och har ett svart streck som visar fyndplatsens exakta position. Kartans mittpunktskoordinat är N 7016799, E 410925 i SWEREF 99 TM.</w:t>
+        <w:t>Figur 1. Fyndplatser för naturvårdsarter inom 12 meter från avverkningsanmälan. Markörer utan svart kant är placerade på fyndplatsen. Markörer med svart kant är placerade vid sidan av fyndplatsen har ett svart streck som visar fyndplatsens exakta position. Kartans mittpunktskoordinat är N 7016799, E 410925 i SWEREF 99 TM.</w:t>
+      </w:r>
+    </w:p>
+    <w:p>
+      <w:r>
+        <w:t>Inom 12 meter från avverkningsanmälan finns fynd av 2 naturvårdsarter, varav 2 är fridlysta och 1 är signalart (S): tvåblad (S, §8) och brudsporre (§8). Se Figur 1.</w:t>
+      </w:r>
+    </w:p>
+    <w:p>
+      <w:pPr>
+        <w:pStyle w:val="Heading1"/>
+      </w:pPr>
+      <w:r>
+        <w:t>Tillsynsbegäran</w:t>
       </w:r>
     </w:p>
     <w:p>
@@ -77,39 +87,16 @@
       </w:r>
     </w:p>
     <w:p>
-      <w:r>
-        <w:t>Nedan beskrivs fynd av naturvårdsarter och fridlysta arter som gjorts i det avverkningsanmälda området.</w:t>
-      </w:r>
-    </w:p>
-    <w:p>
       <w:pPr>
         <w:pStyle w:val="Heading1"/>
       </w:pPr>
       <w:r>
-        <w:t>Naturvårdsarter</w:t>
+        <w:t>Naturvårdsarter och fridlysta arter</w:t>
       </w:r>
     </w:p>
     <w:p>
       <w:r>
-        <w:t>Inom 12 meter från avverkningsanmälan har följande 2 naturvårdsarter hittats: tvåblad (S, §8) och brudsporre (§8). Arter som är signalarter enligt Skogsstyrelsen har markerats med (S). För fridlysta arter anges även paragrafen i Artskyddsförordningen som arten är fridlyst enligt.</w:t>
-      </w:r>
-    </w:p>
-    <w:p>
-      <w:r>
-        <w:t>De påträffade naturvårdsarterna är ett tydligt kvitto på att det rör sig om en skog med höga naturvärden.</w:t>
-      </w:r>
-    </w:p>
-    <w:p>
-      <w:pPr>
-        <w:pStyle w:val="Heading2"/>
-      </w:pPr>
-      <w:r>
-        <w:t>Fridlysta arter</w:t>
-      </w:r>
-    </w:p>
-    <w:p>
-      <w:r>
-        <w:t>Följande fridlysta arter har sina livsmiljöer och växtplatser i den avverkningsanmälda skogen: tvåblad (S, §8) och brudsporre (§8).</w:t>
+        <w:t>Nedan följer beskrivningar av de naturvårdsarter och fridlysta arter som har sina livsmiljöer och växtplatser i den avverkningsanmälda skogen. De påträffade naturvårdsarterna är ett tydligt kvitto på att det rör sig om en skog med höga naturvärden.</w:t>
       </w:r>
     </w:p>
     <w:sectPr>
@@ -240,7 +227,7 @@
     <w:r>
       <w:tab/>
       <w:tab/>
-      <w:t>2026-06-20</w:t>
+      <w:t>2026-06-21</w:t>
       <w:br/>
       <w:br/>
     </w:r>

--- a/tillsyn/A 33625-2022 tillsynsbegäran.docx
+++ b/tillsyn/A 33625-2022 tillsynsbegäran.docx
@@ -227,7 +227,7 @@
     <w:r>
       <w:tab/>
       <w:tab/>
-      <w:t>2026-06-21</w:t>
+      <w:t>2026-06-22</w:t>
       <w:br/>
       <w:br/>
     </w:r>

--- a/tillsyn/A 33625-2022 tillsynsbegäran.docx
+++ b/tillsyn/A 33625-2022 tillsynsbegäran.docx
@@ -227,7 +227,7 @@
     <w:r>
       <w:tab/>
       <w:tab/>
-      <w:t>2026-06-22</w:t>
+      <w:t>2026-06-23</w:t>
       <w:br/>
       <w:br/>
     </w:r>

--- a/tillsyn/A 33625-2022 tillsynsbegäran.docx
+++ b/tillsyn/A 33625-2022 tillsynsbegäran.docx
@@ -227,7 +227,7 @@
     <w:r>
       <w:tab/>
       <w:tab/>
-      <w:t>2026-06-23</w:t>
+      <w:t>2026-06-24</w:t>
       <w:br/>
       <w:br/>
     </w:r>

--- a/tillsyn/A 33625-2022 tillsynsbegäran.docx
+++ b/tillsyn/A 33625-2022 tillsynsbegäran.docx
@@ -227,7 +227,7 @@
     <w:r>
       <w:tab/>
       <w:tab/>
-      <w:t>2026-06-24</w:t>
+      <w:t>2026-06-25</w:t>
       <w:br/>
       <w:br/>
     </w:r>

--- a/tillsyn/A 33625-2022 tillsynsbegäran.docx
+++ b/tillsyn/A 33625-2022 tillsynsbegäran.docx
@@ -227,7 +227,7 @@
     <w:r>
       <w:tab/>
       <w:tab/>
-      <w:t>2026-06-25</w:t>
+      <w:t>2026-06-26</w:t>
       <w:br/>
       <w:br/>
     </w:r>

--- a/tillsyn/A 33625-2022 tillsynsbegäran.docx
+++ b/tillsyn/A 33625-2022 tillsynsbegäran.docx
@@ -227,7 +227,7 @@
     <w:r>
       <w:tab/>
       <w:tab/>
-      <w:t>2026-06-26</w:t>
+      <w:t>2026-06-27</w:t>
       <w:br/>
       <w:br/>
     </w:r>

--- a/tillsyn/A 33625-2022 tillsynsbegäran.docx
+++ b/tillsyn/A 33625-2022 tillsynsbegäran.docx
@@ -227,7 +227,7 @@
     <w:r>
       <w:tab/>
       <w:tab/>
-      <w:t>2026-06-27</w:t>
+      <w:t>2026-06-28</w:t>
       <w:br/>
       <w:br/>
     </w:r>

--- a/tillsyn/A 33625-2022 tillsynsbegäran.docx
+++ b/tillsyn/A 33625-2022 tillsynsbegäran.docx
@@ -227,7 +227,7 @@
     <w:r>
       <w:tab/>
       <w:tab/>
-      <w:t>2026-06-28</w:t>
+      <w:t>2026-06-29</w:t>
       <w:br/>
       <w:br/>
     </w:r>

--- a/tillsyn/A 33625-2022 tillsynsbegäran.docx
+++ b/tillsyn/A 33625-2022 tillsynsbegäran.docx
@@ -227,7 +227,7 @@
     <w:r>
       <w:tab/>
       <w:tab/>
-      <w:t>2026-06-29</w:t>
+      <w:t>2026-06-30</w:t>
       <w:br/>
       <w:br/>
     </w:r>

--- a/tillsyn/A 33625-2022 tillsynsbegäran.docx
+++ b/tillsyn/A 33625-2022 tillsynsbegäran.docx
@@ -227,7 +227,7 @@
     <w:r>
       <w:tab/>
       <w:tab/>
-      <w:t>2026-06-30</w:t>
+      <w:t>2026-07-01</w:t>
       <w:br/>
       <w:br/>
     </w:r>

--- a/tillsyn/A 33625-2022 tillsynsbegäran.docx
+++ b/tillsyn/A 33625-2022 tillsynsbegäran.docx
@@ -227,7 +227,7 @@
     <w:r>
       <w:tab/>
       <w:tab/>
-      <w:t>2026-07-01</w:t>
+      <w:t>2026-07-02</w:t>
       <w:br/>
       <w:br/>
     </w:r>

--- a/tillsyn/A 33625-2022 tillsynsbegäran.docx
+++ b/tillsyn/A 33625-2022 tillsynsbegäran.docx
@@ -227,7 +227,7 @@
     <w:r>
       <w:tab/>
       <w:tab/>
-      <w:t>2026-07-13</w:t>
+      <w:t>2026-07-14</w:t>
       <w:br/>
       <w:br/>
     </w:r>

--- a/tillsyn/A 33625-2022 tillsynsbegäran.docx
+++ b/tillsyn/A 33625-2022 tillsynsbegäran.docx
@@ -227,7 +227,7 @@
     <w:r>
       <w:tab/>
       <w:tab/>
-      <w:t>2026-07-14</w:t>
+      <w:t>2026-07-15</w:t>
       <w:br/>
       <w:br/>
     </w:r>

--- a/tillsyn/A 33625-2022 tillsynsbegäran.docx
+++ b/tillsyn/A 33625-2022 tillsynsbegäran.docx
@@ -227,7 +227,7 @@
     <w:r>
       <w:tab/>
       <w:tab/>
-      <w:t>2026-07-15</w:t>
+      <w:t>2026-07-16</w:t>
       <w:br/>
       <w:br/>
     </w:r>

--- a/tillsyn/A 33625-2022 tillsynsbegäran.docx
+++ b/tillsyn/A 33625-2022 tillsynsbegäran.docx
@@ -227,7 +227,7 @@
     <w:r>
       <w:tab/>
       <w:tab/>
-      <w:t>2026-07-16</w:t>
+      <w:t>2026-07-17</w:t>
       <w:br/>
       <w:br/>
     </w:r>

--- a/tillsyn/A 33625-2022 tillsynsbegäran.docx
+++ b/tillsyn/A 33625-2022 tillsynsbegäran.docx
@@ -227,7 +227,7 @@
     <w:r>
       <w:tab/>
       <w:tab/>
-      <w:t>2026-07-17</w:t>
+      <w:t>2026-07-18</w:t>
       <w:br/>
       <w:br/>
     </w:r>

--- a/tillsyn/A 33625-2022 tillsynsbegäran.docx
+++ b/tillsyn/A 33625-2022 tillsynsbegäran.docx
@@ -227,7 +227,7 @@
     <w:r>
       <w:tab/>
       <w:tab/>
-      <w:t>2026-07-18</w:t>
+      <w:t>2026-07-19</w:t>
       <w:br/>
       <w:br/>
     </w:r>

--- a/tillsyn/A 33625-2022 tillsynsbegäran.docx
+++ b/tillsyn/A 33625-2022 tillsynsbegäran.docx
@@ -227,7 +227,7 @@
     <w:r>
       <w:tab/>
       <w:tab/>
-      <w:t>2026-07-19</w:t>
+      <w:t>2026-07-20</w:t>
       <w:br/>
       <w:br/>
     </w:r>

--- a/tillsyn/A 33625-2022 tillsynsbegäran.docx
+++ b/tillsyn/A 33625-2022 tillsynsbegäran.docx
@@ -227,7 +227,7 @@
     <w:r>
       <w:tab/>
       <w:tab/>
-      <w:t>2026-07-20</w:t>
+      <w:t>2026-07-21</w:t>
       <w:br/>
       <w:br/>
     </w:r>

--- a/tillsyn/A 33625-2022 tillsynsbegäran.docx
+++ b/tillsyn/A 33625-2022 tillsynsbegäran.docx
@@ -227,7 +227,7 @@
     <w:r>
       <w:tab/>
       <w:tab/>
-      <w:t>2026-07-21</w:t>
+      <w:t>2026-07-22</w:t>
       <w:br/>
       <w:br/>
     </w:r>

--- a/tillsyn/A 33625-2022 tillsynsbegäran.docx
+++ b/tillsyn/A 33625-2022 tillsynsbegäran.docx
@@ -227,7 +227,7 @@
     <w:r>
       <w:tab/>
       <w:tab/>
-      <w:t>2026-07-22</w:t>
+      <w:t>2026-07-23</w:t>
       <w:br/>
       <w:br/>
     </w:r>

--- a/tillsyn/A 33625-2022 tillsynsbegäran.docx
+++ b/tillsyn/A 33625-2022 tillsynsbegäran.docx
@@ -227,7 +227,7 @@
     <w:r>
       <w:tab/>
       <w:tab/>
-      <w:t>2026-07-23</w:t>
+      <w:t>2026-07-24</w:t>
       <w:br/>
       <w:br/>
     </w:r>

--- a/tillsyn/A 33625-2022 tillsynsbegäran.docx
+++ b/tillsyn/A 33625-2022 tillsynsbegäran.docx
@@ -227,7 +227,7 @@
     <w:r>
       <w:tab/>
       <w:tab/>
-      <w:t>2026-07-24</w:t>
+      <w:t>2026-07-25</w:t>
       <w:br/>
       <w:br/>
     </w:r>

--- a/tillsyn/A 33625-2022 tillsynsbegäran.docx
+++ b/tillsyn/A 33625-2022 tillsynsbegäran.docx
@@ -227,7 +227,7 @@
     <w:r>
       <w:tab/>
       <w:tab/>
-      <w:t>2026-07-25</w:t>
+      <w:t>2026-07-26</w:t>
       <w:br/>
       <w:br/>
     </w:r>

--- a/tillsyn/A 33625-2022 tillsynsbegäran.docx
+++ b/tillsyn/A 33625-2022 tillsynsbegäran.docx
@@ -227,7 +227,7 @@
     <w:r>
       <w:tab/>
       <w:tab/>
-      <w:t>2026-07-26</w:t>
+      <w:t>2026-07-27</w:t>
       <w:br/>
       <w:br/>
     </w:r>

--- a/tillsyn/A 33625-2022 tillsynsbegäran.docx
+++ b/tillsyn/A 33625-2022 tillsynsbegäran.docx
@@ -227,7 +227,7 @@
     <w:r>
       <w:tab/>
       <w:tab/>
-      <w:t>2026-07-27</w:t>
+      <w:t>2026-07-28</w:t>
       <w:br/>
       <w:br/>
     </w:r>

--- a/tillsyn/A 33625-2022 tillsynsbegäran.docx
+++ b/tillsyn/A 33625-2022 tillsynsbegäran.docx
@@ -227,7 +227,7 @@
     <w:r>
       <w:tab/>
       <w:tab/>
-      <w:t>2026-07-28</w:t>
+      <w:t>2026-07-29</w:t>
       <w:br/>
       <w:br/>
     </w:r>

--- a/tillsyn/A 33625-2022 tillsynsbegäran.docx
+++ b/tillsyn/A 33625-2022 tillsynsbegäran.docx
@@ -227,7 +227,7 @@
     <w:r>
       <w:tab/>
       <w:tab/>
-      <w:t>2026-07-29</w:t>
+      <w:t>2026-07-30</w:t>
       <w:br/>
       <w:br/>
     </w:r>

--- a/tillsyn/A 33625-2022 tillsynsbegäran.docx
+++ b/tillsyn/A 33625-2022 tillsynsbegäran.docx
@@ -227,7 +227,7 @@
     <w:r>
       <w:tab/>
       <w:tab/>
-      <w:t>2026-07-30</w:t>
+      <w:t>2026-07-31</w:t>
       <w:br/>
       <w:br/>
     </w:r>

--- a/tillsyn/A 33625-2022 tillsynsbegäran.docx
+++ b/tillsyn/A 33625-2022 tillsynsbegäran.docx
@@ -227,7 +227,7 @@
     <w:r>
       <w:tab/>
       <w:tab/>
-      <w:t>2026-07-31</w:t>
+      <w:t>2026-08-01</w:t>
       <w:br/>
       <w:br/>
     </w:r>

--- a/tillsyn/A 33625-2022 tillsynsbegäran.docx
+++ b/tillsyn/A 33625-2022 tillsynsbegäran.docx
@@ -227,7 +227,7 @@
     <w:r>
       <w:tab/>
       <w:tab/>
-      <w:t>2026-08-01</w:t>
+      <w:t>2026-08-02</w:t>
       <w:br/>
       <w:br/>
     </w:r>

--- a/tillsyn/A 33625-2022 tillsynsbegäran.docx
+++ b/tillsyn/A 33625-2022 tillsynsbegäran.docx
@@ -227,7 +227,7 @@
     <w:r>
       <w:tab/>
       <w:tab/>
-      <w:t>2026-08-02</w:t>
+      <w:t>2026-08-03</w:t>
       <w:br/>
       <w:br/>
     </w:r>

--- a/tillsyn/A 33625-2022 tillsynsbegäran.docx
+++ b/tillsyn/A 33625-2022 tillsynsbegäran.docx
@@ -227,7 +227,7 @@
     <w:r>
       <w:tab/>
       <w:tab/>
-      <w:t>2026-08-03</w:t>
+      <w:t>2026-08-05</w:t>
       <w:br/>
       <w:br/>
     </w:r>

--- a/tillsyn/A 33625-2022 tillsynsbegäran.docx
+++ b/tillsyn/A 33625-2022 tillsynsbegäran.docx
@@ -227,7 +227,7 @@
     <w:r>
       <w:tab/>
       <w:tab/>
-      <w:t>2026-08-05</w:t>
+      <w:t>2026-08-07</w:t>
       <w:br/>
       <w:br/>
     </w:r>

--- a/tillsyn/A 33625-2022 tillsynsbegäran.docx
+++ b/tillsyn/A 33625-2022 tillsynsbegäran.docx
@@ -227,7 +227,7 @@
     <w:r>
       <w:tab/>
       <w:tab/>
-      <w:t>2026-08-07</w:t>
+      <w:t>2026-08-08</w:t>
       <w:br/>
       <w:br/>
     </w:r>

--- a/tillsyn/A 33625-2022 tillsynsbegäran.docx
+++ b/tillsyn/A 33625-2022 tillsynsbegäran.docx
@@ -60,7 +60,7 @@
         <w:spacing w:after="240"/>
       </w:pPr>
       <w:r>
-        <w:t>Figur 1. Fyndplatser för naturvårdsarter inom 12 meter från avverkningsanmälan. Markörer utan svart kant är placerade på fyndplatsen. Markörer med svart kant är placerade vid sidan av fyndplatsen har ett svart streck som visar fyndplatsens exakta position. Kartans mittpunktskoordinat är N 7016799, E 410925 i SWEREF 99 TM.</w:t>
+        <w:t>Figur 1. Fyndplatser för naturvårdsarter inom 12 meter från avverkningsanmälan. Markörer utan svart kant är placerade på fyndplatsen. Markörer med svart kant är placerade vid sidan av fyndplatsen och har ett svart streck som visar fyndplatsens exakta position. Kartans mittpunktskoordinat är N 7016799, E 410925 i SWEREF 99 TM.</w:t>
       </w:r>
     </w:p>
     <w:p>
@@ -227,7 +227,7 @@
     <w:r>
       <w:tab/>
       <w:tab/>
-      <w:t>2026-08-14</w:t>
+      <w:t>2026-08-15</w:t>
       <w:br/>
       <w:br/>
     </w:r>

--- a/tillsyn/A 33625-2022 tillsynsbegäran.docx
+++ b/tillsyn/A 33625-2022 tillsynsbegäran.docx
@@ -227,7 +227,7 @@
     <w:r>
       <w:tab/>
       <w:tab/>
-      <w:t>2026-08-15</w:t>
+      <w:t>2026-08-16</w:t>
       <w:br/>
       <w:br/>
     </w:r>

--- a/tillsyn/A 33625-2022 tillsynsbegäran.docx
+++ b/tillsyn/A 33625-2022 tillsynsbegäran.docx
@@ -227,7 +227,7 @@
     <w:r>
       <w:tab/>
       <w:tab/>
-      <w:t>2026-08-16</w:t>
+      <w:t>2026-08-17</w:t>
       <w:br/>
       <w:br/>
     </w:r>

--- a/tillsyn/A 33625-2022 tillsynsbegäran.docx
+++ b/tillsyn/A 33625-2022 tillsynsbegäran.docx
@@ -227,7 +227,7 @@
     <w:r>
       <w:tab/>
       <w:tab/>
-      <w:t>2026-08-17</w:t>
+      <w:t>2026-08-18</w:t>
       <w:br/>
       <w:br/>
     </w:r>

--- a/tillsyn/A 33625-2022 tillsynsbegäran.docx
+++ b/tillsyn/A 33625-2022 tillsynsbegäran.docx
@@ -227,7 +227,7 @@
     <w:r>
       <w:tab/>
       <w:tab/>
-      <w:t>2026-08-18</w:t>
+      <w:t>2026-08-19</w:t>
       <w:br/>
       <w:br/>
     </w:r>

--- a/tillsyn/A 33625-2022 tillsynsbegäran.docx
+++ b/tillsyn/A 33625-2022 tillsynsbegäran.docx
@@ -227,7 +227,7 @@
     <w:r>
       <w:tab/>
       <w:tab/>
-      <w:t>2026-08-19</w:t>
+      <w:t>2026-08-20</w:t>
       <w:br/>
       <w:br/>
     </w:r>

--- a/tillsyn/A 33625-2022 tillsynsbegäran.docx
+++ b/tillsyn/A 33625-2022 tillsynsbegäran.docx
@@ -227,7 +227,7 @@
     <w:r>
       <w:tab/>
       <w:tab/>
-      <w:t>2026-08-20</w:t>
+      <w:t>2026-08-21</w:t>
       <w:br/>
       <w:br/>
     </w:r>

--- a/tillsyn/A 33625-2022 tillsynsbegäran.docx
+++ b/tillsyn/A 33625-2022 tillsynsbegäran.docx
@@ -227,7 +227,7 @@
     <w:r>
       <w:tab/>
       <w:tab/>
-      <w:t>2026-08-21</w:t>
+      <w:t>2026-08-22</w:t>
       <w:br/>
       <w:br/>
     </w:r>

--- a/tillsyn/A 33625-2022 tillsynsbegäran.docx
+++ b/tillsyn/A 33625-2022 tillsynsbegäran.docx
@@ -227,7 +227,7 @@
     <w:r>
       <w:tab/>
       <w:tab/>
-      <w:t>2026-08-22</w:t>
+      <w:t>2026-08-23</w:t>
       <w:br/>
       <w:br/>
     </w:r>

--- a/tillsyn/A 33625-2022 tillsynsbegäran.docx
+++ b/tillsyn/A 33625-2022 tillsynsbegäran.docx
@@ -227,7 +227,7 @@
     <w:r>
       <w:tab/>
       <w:tab/>
-      <w:t>2026-08-23</w:t>
+      <w:t>2026-08-24</w:t>
       <w:br/>
       <w:br/>
     </w:r>

--- a/tillsyn/A 33625-2022 tillsynsbegäran.docx
+++ b/tillsyn/A 33625-2022 tillsynsbegäran.docx
@@ -227,7 +227,7 @@
     <w:r>
       <w:tab/>
       <w:tab/>
-      <w:t>2026-08-24</w:t>
+      <w:t>2026-08-25</w:t>
       <w:br/>
       <w:br/>
     </w:r>

--- a/tillsyn/A 33625-2022 tillsynsbegäran.docx
+++ b/tillsyn/A 33625-2022 tillsynsbegäran.docx
@@ -227,7 +227,7 @@
     <w:r>
       <w:tab/>
       <w:tab/>
-      <w:t>2026-08-25</w:t>
+      <w:t>2026-08-26</w:t>
       <w:br/>
       <w:br/>
     </w:r>

--- a/tillsyn/A 33625-2022 tillsynsbegäran.docx
+++ b/tillsyn/A 33625-2022 tillsynsbegäran.docx
@@ -227,7 +227,7 @@
     <w:r>
       <w:tab/>
       <w:tab/>
-      <w:t>2026-08-26</w:t>
+      <w:t>2026-08-27</w:t>
       <w:br/>
       <w:br/>
     </w:r>

--- a/tillsyn/A 33625-2022 tillsynsbegäran.docx
+++ b/tillsyn/A 33625-2022 tillsynsbegäran.docx
@@ -227,7 +227,7 @@
     <w:r>
       <w:tab/>
       <w:tab/>
-      <w:t>2026-08-27</w:t>
+      <w:t>2026-08-28</w:t>
       <w:br/>
       <w:br/>
     </w:r>

--- a/tillsyn/A 33625-2022 tillsynsbegäran.docx
+++ b/tillsyn/A 33625-2022 tillsynsbegäran.docx
@@ -227,7 +227,7 @@
     <w:r>
       <w:tab/>
       <w:tab/>
-      <w:t>2026-08-28</w:t>
+      <w:t>2026-08-29</w:t>
       <w:br/>
       <w:br/>
     </w:r>

--- a/tillsyn/A 33625-2022 tillsynsbegäran.docx
+++ b/tillsyn/A 33625-2022 tillsynsbegäran.docx
@@ -227,7 +227,7 @@
     <w:r>
       <w:tab/>
       <w:tab/>
-      <w:t>2026-08-29</w:t>
+      <w:t>2026-08-31</w:t>
       <w:br/>
       <w:br/>
     </w:r>

--- a/tillsyn/A 33625-2022 tillsynsbegäran.docx
+++ b/tillsyn/A 33625-2022 tillsynsbegäran.docx
@@ -227,7 +227,7 @@
     <w:r>
       <w:tab/>
       <w:tab/>
-      <w:t>2026-08-31</w:t>
+      <w:t>2026-09-01</w:t>
       <w:br/>
       <w:br/>
     </w:r>

--- a/tillsyn/A 33625-2022 tillsynsbegäran.docx
+++ b/tillsyn/A 33625-2022 tillsynsbegäran.docx
@@ -227,7 +227,7 @@
     <w:r>
       <w:tab/>
       <w:tab/>
-      <w:t>2026-09-01</w:t>
+      <w:t>2026-09-02</w:t>
       <w:br/>
       <w:br/>
     </w:r>

--- a/tillsyn/A 33625-2022 tillsynsbegäran.docx
+++ b/tillsyn/A 33625-2022 tillsynsbegäran.docx
@@ -227,7 +227,7 @@
     <w:r>
       <w:tab/>
       <w:tab/>
-      <w:t>2026-09-02</w:t>
+      <w:t>2026-09-03</w:t>
       <w:br/>
       <w:br/>
     </w:r>

--- a/tillsyn/A 33625-2022 tillsynsbegäran.docx
+++ b/tillsyn/A 33625-2022 tillsynsbegäran.docx
@@ -227,7 +227,7 @@
     <w:r>
       <w:tab/>
       <w:tab/>
-      <w:t>2026-09-03</w:t>
+      <w:t>2026-09-04</w:t>
       <w:br/>
       <w:br/>
     </w:r>

--- a/tillsyn/A 33625-2022 tillsynsbegäran.docx
+++ b/tillsyn/A 33625-2022 tillsynsbegäran.docx
@@ -22,7 +22,7 @@
       <w:r>
         <w:drawing>
           <wp:inline xmlns:a="http://schemas.openxmlformats.org/drawingml/2006/main" xmlns:pic="http://schemas.openxmlformats.org/drawingml/2006/picture">
-            <wp:extent cx="5486400" cy="5659491"/>
+            <wp:extent cx="5486400" cy="5463869"/>
             <wp:docPr id="1" name="Picture 1"/>
             <wp:cNvGraphicFramePr>
               <a:graphicFrameLocks noChangeAspect="1"/>
@@ -43,7 +43,7 @@
                   <pic:spPr>
                     <a:xfrm>
                       <a:off x="0" y="0"/>
-                      <a:ext cx="5486400" cy="5659491"/>
+                      <a:ext cx="5486400" cy="5463869"/>
                     </a:xfrm>
                     <a:prstGeom prst="rect"/>
                   </pic:spPr>
@@ -60,12 +60,12 @@
         <w:spacing w:after="240"/>
       </w:pPr>
       <w:r>
-        <w:t>Figur 1. Fyndplatser för naturvårdsarter inom 12 meter från avverkningsanmälan. Markörer utan svart kant är placerade på fyndplatsen. Markörer med svart kant är placerade vid sidan av fyndplatsen och har ett svart streck som visar fyndplatsens exakta position. Kartans mittpunktskoordinat är N 7016799, E 410925 i SWEREF 99 TM.</w:t>
+        <w:t>Figur 1. Fyndplatser för naturvårdsarter i och inom 12 meter från avverkningsanmälan. Markörer utan svart kant är placerade på fyndplatsen. Markörer med svart kant är placerade vid sidan av fyndplatsen och har ett svart streck som visar fyndplatsens exakta position. Kartans mittpunktskoordinat är N 7016799, E 410925 i SWEREF 99 TM.</w:t>
       </w:r>
     </w:p>
     <w:p>
       <w:r>
-        <w:t>Inom 12 meter från avverkningsanmälan finns fynd av 2 naturvårdsarter, varav 2 är fridlysta och 1 är signalart (S): tvåblad (S, §8) och brudsporre (§8). Se Figur 1.</w:t>
+        <w:t>I och inom 12 meter från avverkningsanmälan finns fynd av 4 naturvårdsarter, varav 2 är rödlistade, 3 är fridlysta, 2 är typiska (T) och 1 är signalart (S): garnlav (VU, T), lavskrika (NT, T, §4), tvåblad (S, §8) och brudsporre (§8). Se Figur 1.</w:t>
       </w:r>
     </w:p>
     <w:p>
@@ -96,7 +96,177 @@
     </w:p>
     <w:p>
       <w:r>
-        <w:t>Nedan följer beskrivningar av de naturvårdsarter och fridlysta arter som har sina livsmiljöer och växtplatser i den avverkningsanmälda skogen. De påträffade naturvårdsarterna är ett tydligt kvitto på att det rör sig om en skog med höga naturvärden.</w:t>
+        <w:t>Nedan följer beskrivningar av de naturvårdsarter och fridlysta arter som har sina livsmiljöer och växtplatser i den avverkningsanmälda skogen. Se även ytterligare artfakta i BILAGA 1. De påträffade naturvårdsarterna är ett tydligt kvitto på att det rör sig om en skog med höga naturvärden.</w:t>
+      </w:r>
+    </w:p>
+    <w:p>
+      <w:r>
+        <w:rPr>
+          <w:b/>
+        </w:rPr>
+        <w:t>Garnlav (VU)</w:t>
+      </w:r>
+      <w:r>
+        <w:t xml:space="preserve"> är en utpräglad barrskogsart som ibland kan drapera träden i norrländska grannaturskogar med hög luftfuktighet. Den förekommer även i talldominerade bestånd där den, förutom i trädens grenverk, påträffas hängande över ojämnheter i tallbarken. Arten har minskat starkt i södra och mellersta Sverige och den minskar även i sitt nordliga utbredningsområde. Minskningstakten uppgår till 30 (20–50) % inom 50 år och överstiger gränsvärdet för Sårbar (VU). Orsaken till tillbakagången beror främst på slutavverkningar av naturskogsartade skogar. Bestånd med riklig förekomst bör regelmässigt sparas, vilket även gynnar flera andra sällsynta och rödlistade arter. Garnlav är värdväxt för den mycket sällsynta och akut hotade fjärilen barrskogslavfly (CR) som hör hemma i boreala barrskogar med riklig förekomst av värdväxten. Tidigare kunde arten konstateras årligen på flera platser vid Dala-Floda i Dalarna innan lokalerna kalavverkades. Senaste fyndet i landet av barrskogslavfly är från år 2000 då den påträffades vid Högberget i Sollefteå kommun. Garnlav är typisk art för </w:t>
+      </w:r>
+      <w:r>
+        <w:rPr>
+          <w:i/>
+        </w:rPr>
+        <w:t xml:space="preserve">9010 Taiga </w:t>
+      </w:r>
+      <w:r>
+        <w:t>och</w:t>
+      </w:r>
+      <w:r>
+        <w:rPr>
+          <w:i/>
+        </w:rPr>
+        <w:t xml:space="preserve"> 9070 Trädklädd betesmark</w:t>
+      </w:r>
+      <w:r>
+        <w:t xml:space="preserve"> (SLU Artdatabanken, 2026).</w:t>
+      </w:r>
+    </w:p>
+    <w:p>
+      <w:r>
+        <w:rPr>
+          <w:b/>
+        </w:rPr>
+        <w:t>Lavskrika (NT, §4)</w:t>
+      </w:r>
+      <w:r>
+        <w:t xml:space="preserve"> är rödlistad som nära hotad och fridlyst enligt 4§ artskyddsförordningen. Den har minskat med 20 (10–30) % under de senaste 15 åren och minskningstakten bedöms vara nära gränsvärdet för sårbar (VU). Lavskrikan är en mycket stationär fågel, som häckar i äldre, slutna och hänglavsrika barrskogar. Nyckelfaktorer är flerskiktad skog med rik undervegetation samt riklig förekomst av hänglavar. Reviren är livslånga med hemområden som varierar mellan 50 och 150 ha. Inom ett revir av hög kvalitet finns det som regel ett eller flera kärnområden (1–20 ha) med relativt tät flerskiktad granskog. Arten missgynnas när flerskiktad skog omförs till enskiktade bestånd och även röjning och hård gallring är starkt negativt. Lavskrikan har relativt stora hemområden och försvinner när den äldre skogen fragmenteras, särskilt allvarligt är när kärnområdena avverkas. Den försvinner successivt framför allt vid dess utbredningsgränser och populationen har minskat kontinuerligt under 2000-talet. Lavskrika är typisk art för </w:t>
+      </w:r>
+      <w:r>
+        <w:rPr>
+          <w:i/>
+        </w:rPr>
+        <w:t>9010 Taiga</w:t>
+      </w:r>
+      <w:r>
+        <w:t xml:space="preserve"> (SLU Artdatabanken, 2026; Skogsstyrelsen 2016).</w:t>
+      </w:r>
+    </w:p>
+    <w:p>
+      <w:pPr>
+        <w:pStyle w:val="Heading1"/>
+      </w:pPr>
+      <w:r>
+        <w:t>EU:s fågeldirektiv</w:t>
+      </w:r>
+    </w:p>
+    <w:p>
+      <w:r>
+        <w:t xml:space="preserve">Europeiska unionens medlemsländer är skyldiga att agera i enlighet med EU:s fågeldirektiv där det uttryckligen står att direktivet gäller för fåglar samt för deras ägg, bon och </w:t>
+      </w:r>
+      <w:r>
+        <w:rPr>
+          <w:b/>
+        </w:rPr>
+        <w:t xml:space="preserve">livsmiljöer </w:t>
+      </w:r>
+      <w:r>
+        <w:t>(artikel 1). Vidare att de åtgärder som vidtas inte får leda till en försämring av den nuvarande situationen beträffande bevarandet av de fågelarter som avses i artikel 1 (artikel 13). Fågeldirektivet är styrande för tillsynsansvariga myndigheters ärendehantering, ställningstaganden och beslutsfattande.</w:t>
+      </w:r>
+    </w:p>
+    <w:p>
+      <w:r>
+        <w:br w:type="page"/>
+      </w:r>
+    </w:p>
+    <w:p>
+      <w:pPr>
+        <w:pStyle w:val="Title"/>
+      </w:pPr>
+      <w:r>
+        <w:t>BILAGA 1 – Fridlysta arter</w:t>
+      </w:r>
+    </w:p>
+    <w:p>
+      <w:pPr>
+        <w:pStyle w:val="Heading1"/>
+      </w:pPr>
+      <w:r>
+        <w:t>Lavskrika – ekologi samt krav på livsmiljön</w:t>
+      </w:r>
+    </w:p>
+    <w:p>
+      <w:r>
+        <w:t>Lavskrika är rödlistad som nära hotad (NT), fridlyst enligt 4 § artskyddsförordningen (2007:845) och ingår i förteckningen över prioriterade arter i Skogsstyrelsens föreskrifter och allmänna råd (SKSFS 2011:7) bilaga 4. Lavskrikan är en mycket stationär fågel, som häckar i äldre, slutna och hänglavsrika barrskogar. Nyckelfaktorer är flerskiktad skog med rik undervegetation samt riklig förekomst av hänglavar (SLU Artdatabanken, 2026).</w:t>
+      </w:r>
+    </w:p>
+    <w:p>
+      <w:r>
+        <w:t xml:space="preserve">I Skogsstyrelsens vägledning för hänsyn till fåglar står bland annat att: </w:t>
+      </w:r>
+      <w:r>
+        <w:rPr>
+          <w:i/>
+        </w:rPr>
+        <w:t>“Reviren är livslånga med hemområden som varierar mellan 50 och 150 ha. Hemområdena har inga fasta gränser utan det handlar mera om de yttre gränserna för familjegruppernas rörelser. Lavskrikan undviker att förflytta sig över stora öppna områden och hemområdesstorleken är därför större i områden fragmenterade av hyggen och yngre skog än i områden med i sammanhängande äldre skog. Det finns studier som antyder att det inom ett revir bör finnas maximalt 15 % öppna ytor och ungskog. Inom ett revir av hög kvalitet finns det som regel ett eller flera kärnområden (1–20 ha) med relativt tät flerskiktad granskog.”</w:t>
+      </w:r>
+      <w:r>
+        <w:t xml:space="preserve"> Vidare att: </w:t>
+      </w:r>
+      <w:r>
+        <w:rPr>
+          <w:i/>
+        </w:rPr>
+        <w:t>“Arten missgynnas när flerskiktad skog omförs till enskiktade bestånd. Även skogsskötsel med återkommande röjning och hård gallring är starkt negativt. Lavskrikan har relativt stora hemområden och försvinner när den äldre skogen fragmenteras, särskilt allvarligt är när kärnområdena avverkas.”</w:t>
+      </w:r>
+      <w:r>
+        <w:t xml:space="preserve"> (Skogsstyrelsen 2016).</w:t>
+      </w:r>
+    </w:p>
+    <w:p>
+      <w:r>
+        <w:t xml:space="preserve">Populationen har minskat med 20 (10–30) % under de senaste 15 åren och minskningstakten bedöms vara nära gränsvärdet för sårbar (VU). Arten försvinner successivt framför allt vid dess utbredningsgränser och populationen har minskat kontinuerligt under 2000-talet. Lavskrika är typisk art för </w:t>
+      </w:r>
+      <w:r>
+        <w:rPr>
+          <w:i/>
+        </w:rPr>
+        <w:t>9010 Taiga</w:t>
+      </w:r>
+      <w:r>
+        <w:t xml:space="preserve"> (SLU Artdatabanken, 2026).</w:t>
+      </w:r>
+    </w:p>
+    <w:p>
+      <w:pPr>
+        <w:pStyle w:val="Heading2"/>
+      </w:pPr>
+      <w:r>
+        <w:t>Referenser – lavskrika</w:t>
+      </w:r>
+    </w:p>
+    <w:p>
+      <w:r>
+        <w:t xml:space="preserve">Skogsstyrelsen, 2016. </w:t>
+      </w:r>
+      <w:r>
+        <w:rPr>
+          <w:i/>
+        </w:rPr>
+        <w:t xml:space="preserve">Vägledning för hänsyn till fåglar – lavskrika. </w:t>
+      </w:r>
+      <w:r>
+        <w:t>https://www.skogsstyrelsen.se/globalassets/lag-och-tillsyn/artskydd/vagledningar-for-hansyn-till-faglar/lavskrika-vagledning-hansyn.pdf</w:t>
+      </w:r>
+    </w:p>
+    <w:p>
+      <w:r>
+        <w:t xml:space="preserve">SLU Artdatabanken, 2026. </w:t>
+      </w:r>
+      <w:r>
+        <w:rPr>
+          <w:i/>
+        </w:rPr>
+        <w:t xml:space="preserve">Artfaktablad. Naturvård – artfakta. </w:t>
+      </w:r>
+      <w:r>
+        <w:t>SLU Artdatabanken, Uppsala</w:t>
       </w:r>
     </w:p>
     <w:sectPr>
@@ -227,7 +397,7 @@
     <w:r>
       <w:tab/>
       <w:tab/>
-      <w:t>2026-09-04</w:t>
+      <w:t>2026-09-05</w:t>
       <w:br/>
       <w:br/>
     </w:r>

--- a/tillsyn/A 33625-2022 tillsynsbegäran.docx
+++ b/tillsyn/A 33625-2022 tillsynsbegäran.docx
@@ -397,7 +397,7 @@
     <w:r>
       <w:tab/>
       <w:tab/>
-      <w:t>2026-09-05</w:t>
+      <w:t>2026-09-06</w:t>
       <w:br/>
       <w:br/>
     </w:r>

--- a/tillsyn/A 33625-2022 tillsynsbegäran.docx
+++ b/tillsyn/A 33625-2022 tillsynsbegäran.docx
@@ -397,7 +397,7 @@
     <w:r>
       <w:tab/>
       <w:tab/>
-      <w:t>2026-09-06</w:t>
+      <w:t>2026-09-07</w:t>
       <w:br/>
       <w:br/>
     </w:r>

--- a/tillsyn/A 33625-2022 tillsynsbegäran.docx
+++ b/tillsyn/A 33625-2022 tillsynsbegäran.docx
@@ -397,7 +397,7 @@
     <w:r>
       <w:tab/>
       <w:tab/>
-      <w:t>2026-09-07</w:t>
+      <w:t>2026-09-08</w:t>
       <w:br/>
       <w:br/>
     </w:r>

--- a/tillsyn/A 33625-2022 tillsynsbegäran.docx
+++ b/tillsyn/A 33625-2022 tillsynsbegäran.docx
@@ -397,7 +397,7 @@
     <w:r>
       <w:tab/>
       <w:tab/>
-      <w:t>2026-09-08</w:t>
+      <w:t>2026-09-09</w:t>
       <w:br/>
       <w:br/>
     </w:r>

--- a/tillsyn/A 33625-2022 tillsynsbegäran.docx
+++ b/tillsyn/A 33625-2022 tillsynsbegäran.docx
@@ -397,7 +397,7 @@
     <w:r>
       <w:tab/>
       <w:tab/>
-      <w:t>2026-09-09</w:t>
+      <w:t>2026-09-10</w:t>
       <w:br/>
       <w:br/>
     </w:r>

--- a/tillsyn/A 33625-2022 tillsynsbegäran.docx
+++ b/tillsyn/A 33625-2022 tillsynsbegäran.docx
@@ -397,7 +397,7 @@
     <w:r>
       <w:tab/>
       <w:tab/>
-      <w:t>2026-09-10</w:t>
+      <w:t>2026-09-11</w:t>
       <w:br/>
       <w:br/>
     </w:r>

--- a/tillsyn/A 33625-2022 tillsynsbegäran.docx
+++ b/tillsyn/A 33625-2022 tillsynsbegäran.docx
@@ -397,7 +397,7 @@
     <w:r>
       <w:tab/>
       <w:tab/>
-      <w:t>2026-09-11</w:t>
+      <w:t>2026-09-12</w:t>
       <w:br/>
       <w:br/>
     </w:r>

--- a/tillsyn/A 33625-2022 tillsynsbegäran.docx
+++ b/tillsyn/A 33625-2022 tillsynsbegäran.docx
@@ -397,7 +397,7 @@
     <w:r>
       <w:tab/>
       <w:tab/>
-      <w:t>2026-09-12</w:t>
+      <w:t>2026-09-13</w:t>
       <w:br/>
       <w:br/>
     </w:r>
